--- a/hin/docx/004.content.docx
+++ b/hin/docx/004.content.docx
@@ -166,26 +166,6 @@
       </w:r>
       <w:r>
         <w:rPr>
-          <w:i/>
-          <w:lang w:val="hi_IN" w:bidi="hi_IN"/>
-        </w:rPr>
-        <w:t>आँखें फोड़ना, आँखों में सुरमा लगाना, आंगन, आंतरिक मनुष्यत्व, आंद्रेयास, आई, आईसिस, आकान, आकार, आकाशमण्डल, आकीश, आकोर, आक्रा, आग और बादल का खम्भा, आग का खम्भा, आग का बपतिस्मा*, आग की झील, आग की झील, आग के समान जीभें, आगिया, आगुर, आगै, आजन्याह, आज्ञाएँ और आदेश, आटा, आताद, आतेर, आत्महत्या, आत्मा, आत्मा का फल, आत्माएँ, आत्माओं की परख, आत्माओं की पहचान, आत्मिक वरदान, आत्मिक वरदान, आत्मिकता, आदम (व्यक्ति), आदम (स्थान), आदर, आदा, आदीन, आधा-शेकेल कर, आनंद, आनान, आनीम, आनूब, आनेम, आनेर (व्यक्ति), आनेर (स्थान), आपराधिक कानून और दण्ड, आबनूस, आबेल (स्थान), आबेल-महोला, आबेलकरामीम, आबेलमिस्रैम, आबेलशित्तीम, आबेल्मैम, आबेल्वेत्माका (माका), आभूषण, गहना, आमाल, आमी, आमीन, आमोक, आमोन (व्यक्ति), आमोन (स्थान), आमोस, आमोस (व्यक्ति), आमोस, की पुस्तक, आयु, आर, आरह, आराधना, आराधनालय, आराधनालय का सरदार, आरोहण के गीत, श्रेणीबद्ध गीत, आर्क्टुरस, आलूश, आलेमेत, आलेमेत (व्यक्ति), आलेमेत (स्थान), आलेलुया/आल्लेलूया, आलोत, आल्वान, आवेन, आशा, आशान, आशीर्वाद, आशीष का प्याला, आशीष देना,आशीर्वाद, आशेर, आशेर (गोत्र), आशेर (व्यक्ति), आशेर (स्थान), आश्चर्यकर्म, आश्वासन, आसनत, आसा, आसाप, आसेल, आसेल, आहाज, आहाज, आहार सम्बन्धी नियम</w:t>
-      </w:r>
-      <w:r>
-        <w:rPr>
-          <w:lang w:val="hi_IN" w:bidi="hi_IN"/>
-        </w:rPr>
-      </w:r>
-    </w:p>
-    <w:p>
-      <w:pPr/>
-      <w:r>
-        <w:rPr>
-          <w:lang w:val="hi_IN" w:bidi="hi_IN"/>
-        </w:rPr>
-      </w:r>
-      <w:r>
-        <w:rPr>
           <w:lang w:val="hi_IN" w:bidi="hi_IN"/>
         </w:rPr>
         <w:t xml:space="preserve"> </w:t>
@@ -28039,7 +28019,7 @@
         <w:rPr>
           <w:lang w:val="hi_IN" w:bidi="hi_IN"/>
         </w:rPr>
-        <w:t>)। सिदोनियों और फोनीशियों का "अधिग्रहण न किया गया" क्षेत्र तटीय क्षेत्र के साथ 200 मील या 322 किलोमीटर तक फैला हुआ था। इस प्रकार, "</w:t>
+        <w:t>)। यह "बिना कब्ज़ा किया गया" इलाका मुख्य रूप से आशेर की विरासत से सटे उत्तरी तटीय क्षेत्र में था, यह ऐसा इलाका था जहाँ सिदोनियों के (फोनीशियनों) शहरों का दबदबा था। इस प्रकार, "</w:t>
       </w:r>
       <w:r>
         <w:rPr>
@@ -28145,7 +28125,7 @@
         <w:rPr>
           <w:lang w:val="hi_IN" w:bidi="hi_IN"/>
         </w:rPr>
-        <w:t>बाइबल आशेर के नेतृत्व के बारे में बहुत कम जानकारी प्रदान करती है। मिस्र से निर्गमन के समय, ओक्रान का पुत्र पगीएल गोत्र का प्रधान था (</w:t>
+        <w:t>बाइबल में इस गोत्र के राष्ट्रीय नेतृत्व के बारे में ज़्यादा कुछ नहीं बताया गया है। मिस्र से निर्गमन के समय, जब सीनै पर्वत पर राष्ट्र को संगठित किया गया था, तब ओक्रान का पुत्र पगीएल गोत्र का प्रधान था (</w:t>
       </w:r>
       <w:hyperlink r:id="rId753">
         <w:r>
@@ -28217,7 +28197,7 @@
         <w:rPr>
           <w:lang w:val="hi_IN" w:bidi="hi_IN"/>
         </w:rPr>
-        <w:t>)। इसके बाद, आशेर के अगुवों का कोई और उल्लेख नहीं है। इस्राएल के कोई न्यायी आशेर से नहीं आए और राजा दाऊद के शासनकाल के दौरान, आशेर और गाद देश के प्रधान अधिकारियों में शामिल नहीं थे (</w:t>
+        <w:t>)। इस समय के बाद, पवित्र शास्त्र में आशेर के किसी प्रमुख अगुवे का नाम नहीं है। इस्राएल के न्यायियों में से कोई भी इस गोत्र का नहीं था, और राजा दाऊद के समय में भी आशेर (गाद के साथ) को राष्ट्र के प्रधान अधिकारियों की सूची में शामिल नहीं किया गया था (</w:t>
       </w:r>
       <w:hyperlink r:id="rId757">
         <w:r>
@@ -28267,7 +28247,7 @@
         <w:rPr>
           <w:lang w:val="hi_IN" w:bidi="hi_IN"/>
         </w:rPr>
-        <w:t>इन चुनौतियों के बावजूद, आशेर के कुछ उल्लेखनीय क्षण थे:</w:t>
+        <w:t>लेकिन आशेर गोत्र के इतिहास में कुछ सकारात्मक उदाहरण भी मिलते हैं:</w:t>
       </w:r>
     </w:p>
     <w:p>

--- a/hin/docx/004.content.docx
+++ b/hin/docx/004.content.docx
@@ -19,7 +19,7 @@
         <w:rPr>
           <w:lang w:val="hi_IN" w:bidi="hi_IN"/>
         </w:rPr>
-        <w:t>Resource: बाइबल कोश (टिंडेल)</w:t>
+        <w:t>Resource: Tyndale Open Bible Dictionary</w:t>
       </w:r>
       <w:r>
         <w:rPr>
@@ -112,7 +112,7 @@
         <w:rPr>
           <w:lang w:val="hi_IN" w:bidi="hi_IN"/>
         </w:rPr>
-        <w:t>बाइबल कोश (टिंडेल)</w:t>
+        <w:t>Tyndale Open Bible Dictionary</w:t>
       </w:r>
     </w:p>
     <w:p>

--- a/hin/docx/004.content.docx
+++ b/hin/docx/004.content.docx
@@ -19,7 +19,7 @@
         <w:rPr>
           <w:lang w:val="hi_IN" w:bidi="hi_IN"/>
         </w:rPr>
-        <w:t>Resource: Tyndale Open Bible Dictionary</w:t>
+        <w:t>Resource: Aquifer Open Bible Dictionary</w:t>
       </w:r>
       <w:r>
         <w:rPr>
@@ -112,7 +112,7 @@
         <w:rPr>
           <w:lang w:val="hi_IN" w:bidi="hi_IN"/>
         </w:rPr>
-        <w:t>Tyndale Open Bible Dictionary</w:t>
+        <w:t>Aquifer Open Bible Dictionary</w:t>
       </w:r>
     </w:p>
     <w:p>
